--- a/HOSONHCS/03 DS.docx
+++ b/HOSONHCS/03 DS.docx
@@ -54,6 +54,22 @@
                 <w:sz w:val="26"/>
               </w:rPr>
               <w:t>{{totruong}}</w:t>
+            </w:r>
+          </w:p>
+          <w:p>
+            <w:pPr>
+              <w:pStyle w:val="TableParagraph"/>
+              <w:ind w:left="204" w:right="-430" w:hanging="5"/>
+              <w:jc w:val="left"/>
+              <w:rPr>
+                <w:sz w:val="26"/>
+              </w:rPr>
+            </w:pPr>
+            <w:r>
+              <w:rPr>
+                <w:sz w:val="26"/>
+              </w:rPr>
+              <w:t>Thôn: {{thon}}</w:t>
             </w:r>
           </w:p>
           <w:p>

--- a/HOSONHCS/03 DS.docx
+++ b/HOSONHCS/03 DS.docx
@@ -4,7 +4,7 @@
   <w:body>
     <w:tbl>
       <w:tblPr>
-        <w:tblW w:w="15507" w:type="dxa"/>
+        <w:tblW w:w="15511" w:type="dxa"/>
         <w:tblInd w:w="100" w:type="dxa"/>
         <w:tblBorders>
           <w:top w:val="nil"/>
@@ -22,8 +22,8 @@
         <w:tblLook w:val="01E0" w:firstRow="1" w:lastRow="1" w:firstColumn="1" w:lastColumn="1" w:noHBand="0" w:noVBand="0"/>
       </w:tblPr>
       <w:tblGrid>
-        <w:gridCol w:w="4295"/>
-        <w:gridCol w:w="7934"/>
+        <w:gridCol w:w="3728"/>
+        <w:gridCol w:w="8505"/>
         <w:gridCol w:w="3278"/>
       </w:tblGrid>
       <w:tr>
@@ -32,7 +32,7 @@
         </w:trPr>
         <w:tc>
           <w:tcPr>
-            <w:tcW w:w="4295" w:type="dxa"/>
+            <w:tcW w:w="3728" w:type="dxa"/>
           </w:tcPr>
           <w:p>
             <w:pPr>
@@ -115,7 +115,7 @@
         </w:tc>
         <w:tc>
           <w:tcPr>
-            <w:tcW w:w="7934" w:type="dxa"/>
+            <w:tcW w:w="8505" w:type="dxa"/>
           </w:tcPr>
           <w:p>
             <w:pPr>
@@ -253,7 +253,13 @@
         <w:t xml:space="preserve">và </w:t>
       </w:r>
       <w:r>
-        <w:t>vay vốn ngày ....... / ...... / 20….. đã bình xét các tổ viên đề nghị vay vốn Ngân hàng Chính sách xã  hội. Toàn tổ nhất trí đề xuất những tổ viên có tên dưới đây đang cư trú tại địa phương, đủ điều kiện và thuộc đối tượng vay vốn đợt</w:t>
+        <w:t xml:space="preserve">vay vốn </w:t>
+      </w:r>
+      <w:r>
+        <w:t>{{ngaylaphs}}</w:t>
+      </w:r>
+      <w:r>
+        <w:t xml:space="preserve"> đã bình xét các tổ viên đề nghị vay vốn Ngân hàng Chính sách xã  hội. Toàn tổ nhất trí đề xuất những tổ viên có tên dưới đây đang cư trú tại địa phương, đủ điều kiện và thuộc đối tượng vay vốn đợt</w:t>
       </w:r>
       <w:r>
         <w:rPr>

--- a/HOSONHCS/03 DS.docx
+++ b/HOSONHCS/03 DS.docx
@@ -4,16 +4,8 @@
   <w:body>
     <w:tbl>
       <w:tblPr>
-        <w:tblW w:w="15511" w:type="dxa"/>
+        <w:tblW w:w="15516" w:type="dxa"/>
         <w:tblInd w:w="100" w:type="dxa"/>
-        <w:tblBorders>
-          <w:top w:val="nil"/>
-          <w:left w:val="nil"/>
-          <w:bottom w:val="nil"/>
-          <w:right w:val="nil"/>
-          <w:insideH w:val="nil"/>
-          <w:insideV w:val="nil"/>
-        </w:tblBorders>
         <w:tblLayout w:type="fixed"/>
         <w:tblCellMar>
           <w:left w:w="0" w:type="dxa"/>
@@ -22,8 +14,8 @@
         <w:tblLook w:val="01E0" w:firstRow="1" w:lastRow="1" w:firstColumn="1" w:lastColumn="1" w:noHBand="0" w:noVBand="0"/>
       </w:tblPr>
       <w:tblGrid>
-        <w:gridCol w:w="3728"/>
-        <w:gridCol w:w="8505"/>
+        <w:gridCol w:w="4300"/>
+        <w:gridCol w:w="7938"/>
         <w:gridCol w:w="3278"/>
       </w:tblGrid>
       <w:tr>
@@ -32,7 +24,7 @@
         </w:trPr>
         <w:tc>
           <w:tcPr>
-            <w:tcW w:w="3728" w:type="dxa"/>
+            <w:tcW w:w="4300" w:type="dxa"/>
           </w:tcPr>
           <w:p>
             <w:pPr>
@@ -115,7 +107,7 @@
         </w:tc>
         <w:tc>
           <w:tcPr>
-            <w:tcW w:w="8505" w:type="dxa"/>
+            <w:tcW w:w="7938" w:type="dxa"/>
           </w:tcPr>
           <w:p>
             <w:pPr>

--- a/HOSONHCS/03 DS.docx
+++ b/HOSONHCS/03 DS.docx
@@ -61,7 +61,7 @@
               <w:rPr>
                 <w:sz w:val="26"/>
               </w:rPr>
-              <w:t>Thôn: {{thon}}</w:t>
+              <w:t>{{thon}}</w:t>
             </w:r>
           </w:p>
           <w:p>
@@ -78,13 +78,7 @@
               <w:rPr>
                 <w:sz w:val="26"/>
               </w:rPr>
-              <w:t>Xã:</w:t>
-            </w:r>
-            <w:r>
-              <w:rPr>
-                <w:sz w:val="26"/>
-              </w:rPr>
-              <w:t xml:space="preserve"> {{xa}}</w:t>
+              <w:t>{{xa}}</w:t>
             </w:r>
           </w:p>
           <w:p>
@@ -101,7 +95,7 @@
               <w:rPr>
                 <w:sz w:val="26"/>
               </w:rPr>
-              <w:t>Tỉnh: Tuyên Quang</w:t>
+              <w:t>{{tinh}}</w:t>
             </w:r>
           </w:p>
         </w:tc>
@@ -1490,7 +1484,7 @@
     <w:p>
       <w:pPr>
         <w:pStyle w:val="BodyText"/>
-        <w:spacing w:line="295" w:lineRule="exact"/>
+        <w:spacing w:before="120" w:after="120" w:line="295" w:lineRule="exact"/>
         <w:ind w:left="492"/>
       </w:pPr>
       <w:r>
@@ -1500,7 +1494,7 @@
     <w:p>
       <w:pPr>
         <w:pStyle w:val="BodyText"/>
-        <w:spacing w:line="298" w:lineRule="exact"/>
+        <w:spacing w:before="120" w:after="120" w:line="298" w:lineRule="exact"/>
         <w:ind w:left="500"/>
       </w:pPr>
       <w:r>
@@ -1513,7 +1507,7 @@
     <w:p>
       <w:pPr>
         <w:pStyle w:val="BodyText"/>
-        <w:spacing w:line="298" w:lineRule="exact"/>
+        <w:spacing w:before="120" w:after="120" w:line="298" w:lineRule="exact"/>
         <w:ind w:left="504"/>
       </w:pPr>
       <w:r>
@@ -1526,7 +1520,7 @@
     <w:p>
       <w:pPr>
         <w:pStyle w:val="BodyText"/>
-        <w:spacing w:before="3"/>
+        <w:spacing w:before="120" w:after="120"/>
         <w:ind w:left="503"/>
       </w:pPr>
       <w:r>
